--- a/docs/Quality Assurance Plan.docx
+++ b/docs/Quality Assurance Plan.docx
@@ -70,6 +70,7 @@
           <w:lang w:val="en-GB"/>
         </w:rPr>
       </w:pPr>
+      <w:proofErr w:type="spellStart"/>
       <w:r>
         <w:rPr>
           <w:i/>
@@ -79,6 +80,7 @@
         </w:rPr>
         <w:t>RightQueue</w:t>
       </w:r>
+      <w:proofErr w:type="spellEnd"/>
     </w:p>
     <w:p>
       <w:pPr>
@@ -470,12 +472,15 @@
     </w:p>
     <w:p>
       <w:r>
-        <w:t>This plan explains how RightQueue is checked, what evidence is available, and what still needs testing. Quality assurance (QA) helps the project deliver reliable behavior and gives stakeholders a clear basis for accepting features.</w:t>
+        <w:t xml:space="preserve">This plan explains how </w:t>
       </w:r>
-    </w:p>
-    <w:p>
+      <w:proofErr w:type="spellStart"/>
       <w:r>
-        <w:t>The review uses the current project at D:/right-queue. Fresh frontend lint and build checks passed. Backend execution was blocked by the available runtime. No new functional test pass is claimed.</w:t>
+        <w:t>RightQueue</w:t>
+      </w:r>
+      <w:proofErr w:type="spellEnd"/>
+      <w:r>
+        <w:t xml:space="preserve"> is checked, what evidence is available, and what still needs testing. Quality assurance (QA) helps the project deliver reliable behavior and gives stakeholders a clear basis for accepting features.</w:t>
       </w:r>
     </w:p>
     <w:p>
@@ -488,7 +493,15 @@
     </w:p>
     <w:p>
       <w:r>
-        <w:t>The minimum viable product (MVP) is the first useful version of RightQueue. The current application uses Django and Django REST Framework for the backend, React and TypeScript for the frontend, and PostgreSQL for data storage.</w:t>
+        <w:t xml:space="preserve">The minimum viable product (MVP) is the first useful version of </w:t>
+      </w:r>
+      <w:proofErr w:type="spellStart"/>
+      <w:r>
+        <w:t>RightQueue</w:t>
+      </w:r>
+      <w:proofErr w:type="spellEnd"/>
+      <w:r>
+        <w:t>. The current application uses Django and Django REST Framework for the backend, React and TypeScript for the frontend, and PostgreSQL for data storage.</w:t>
       </w:r>
     </w:p>
     <w:p>
@@ -541,7 +554,15 @@
     </w:p>
     <w:p>
       <w:r>
-        <w:t>My Requests, staff queues, coordinator triage, returns, reassignment, and later status changes remain planned. Public registration and institutional sign-in are outside the current MVP. The sign-up page is only a prototype. Deployment, recovery, performance, and load testing have no verified current results.</w:t>
+        <w:t>My Requests, staff queues, coordinator triage, returns, reassignment, and later status changes remain planned. Public registration and institutional sign-</w:t>
+      </w:r>
+      <w:proofErr w:type="gramStart"/>
+      <w:r>
+        <w:t>in</w:t>
+      </w:r>
+      <w:proofErr w:type="gramEnd"/>
+      <w:r>
+        <w:t xml:space="preserve"> are outside the current MVP. The sign-up page is only a prototype. Deployment, recovery, performance, and load testing have no verified current results.</w:t>
       </w:r>
     </w:p>
     <w:p>
@@ -589,7 +610,15 @@
         <w:pStyle w:val="ListBullet"/>
       </w:pPr>
       <w:r>
-        <w:t>Prevent regressions, meaning changes that break existing behavior.</w:t>
+        <w:t xml:space="preserve">Prevent </w:t>
+      </w:r>
+      <w:proofErr w:type="gramStart"/>
+      <w:r>
+        <w:t>regressions</w:t>
+      </w:r>
+      <w:proofErr w:type="gramEnd"/>
+      <w:r>
+        <w:t>, meaning changes that break existing behavior.</w:t>
       </w:r>
     </w:p>
     <w:p>
@@ -608,335 +637,8 @@
     </w:p>
     <w:p>
       <w:r>
-        <w:t>Use automated backend tests for data rules and API behavior. Use manual browser tests for the connected user journey. Run static checks and build checks separately. After meaningful changes, repeat the backend suite, Django checks, frontend lint and build, and affected manual scenarios.</w:t>
+        <w:t>The project uses automated backend tests to verify data rules and API behavior, while manual browser testing is used to check the complete user journey. Static analysis and build checks are performed separately to ensure the code follows the expected standards and can be built successfully. After any meaningful change, the relevant backend tests, Django checks, frontend linting and build checks, and affected manual test scenarios should be run again to make sure existing functionality still works correctly.</w:t>
       </w:r>
-    </w:p>
-    <w:tbl>
-      <w:tblPr>
-        <w:tblW w:w="0" w:type="auto"/>
-        <w:tblLayout w:type="fixed"/>
-        <w:tblLook w:val="04A0" w:firstRow="1" w:lastRow="0" w:firstColumn="1" w:lastColumn="0" w:noHBand="0" w:noVBand="1"/>
-      </w:tblPr>
-      <w:tblGrid>
-        <w:gridCol w:w="2376"/>
-        <w:gridCol w:w="7848"/>
-      </w:tblGrid>
-      <w:tr>
-        <w:trPr>
-          <w:cantSplit/>
-          <w:tblHeader/>
-        </w:trPr>
-        <w:tc>
-          <w:tcPr>
-            <w:tcW w:w="2376" w:type="dxa"/>
-            <w:tcBorders>
-              <w:top w:val="single" w:sz="4" w:space="0" w:color="D9D9D9"/>
-              <w:left w:val="single" w:sz="4" w:space="0" w:color="D9D9D9"/>
-              <w:bottom w:val="single" w:sz="4" w:space="0" w:color="D9D9D9"/>
-              <w:right w:val="single" w:sz="4" w:space="0" w:color="D9D9D9"/>
-            </w:tcBorders>
-            <w:shd w:val="clear" w:color="auto" w:fill="E7E6E6"/>
-            <w:vAlign w:val="center"/>
-          </w:tcPr>
-          <w:p>
-            <w:pPr>
-              <w:spacing w:before="80" w:after="80" w:line="240" w:lineRule="auto"/>
-            </w:pPr>
-            <w:r>
-              <w:rPr>
-                <w:b/>
-                <w:sz w:val="20"/>
-              </w:rPr>
-              <w:t>Check type</w:t>
-            </w:r>
-          </w:p>
-        </w:tc>
-        <w:tc>
-          <w:tcPr>
-            <w:tcW w:w="7848" w:type="dxa"/>
-            <w:tcBorders>
-              <w:top w:val="single" w:sz="4" w:space="0" w:color="D9D9D9"/>
-              <w:left w:val="single" w:sz="4" w:space="0" w:color="D9D9D9"/>
-              <w:bottom w:val="single" w:sz="4" w:space="0" w:color="D9D9D9"/>
-              <w:right w:val="single" w:sz="4" w:space="0" w:color="D9D9D9"/>
-            </w:tcBorders>
-            <w:shd w:val="clear" w:color="auto" w:fill="E7E6E6"/>
-            <w:vAlign w:val="center"/>
-          </w:tcPr>
-          <w:p>
-            <w:pPr>
-              <w:spacing w:before="80" w:after="80" w:line="240" w:lineRule="auto"/>
-            </w:pPr>
-            <w:r>
-              <w:rPr>
-                <w:b/>
-                <w:sz w:val="20"/>
-              </w:rPr>
-              <w:t>What it establishes</w:t>
-            </w:r>
-          </w:p>
-        </w:tc>
-      </w:tr>
-      <w:tr>
-        <w:trPr>
-          <w:cantSplit/>
-        </w:trPr>
-        <w:tc>
-          <w:tcPr>
-            <w:tcW w:w="2376" w:type="dxa"/>
-            <w:tcBorders>
-              <w:top w:val="single" w:sz="4" w:space="0" w:color="D9D9D9"/>
-              <w:left w:val="single" w:sz="4" w:space="0" w:color="D9D9D9"/>
-              <w:bottom w:val="single" w:sz="4" w:space="0" w:color="D9D9D9"/>
-              <w:right w:val="single" w:sz="4" w:space="0" w:color="D9D9D9"/>
-            </w:tcBorders>
-            <w:vAlign w:val="center"/>
-          </w:tcPr>
-          <w:p>
-            <w:pPr>
-              <w:spacing w:before="80" w:after="80" w:line="240" w:lineRule="auto"/>
-            </w:pPr>
-            <w:r>
-              <w:rPr>
-                <w:sz w:val="20"/>
-              </w:rPr>
-              <w:t>Automated functional tests</w:t>
-            </w:r>
-          </w:p>
-        </w:tc>
-        <w:tc>
-          <w:tcPr>
-            <w:tcW w:w="7848" w:type="dxa"/>
-            <w:tcBorders>
-              <w:top w:val="single" w:sz="4" w:space="0" w:color="D9D9D9"/>
-              <w:left w:val="single" w:sz="4" w:space="0" w:color="D9D9D9"/>
-              <w:bottom w:val="single" w:sz="4" w:space="0" w:color="D9D9D9"/>
-              <w:right w:val="single" w:sz="4" w:space="0" w:color="D9D9D9"/>
-            </w:tcBorders>
-            <w:vAlign w:val="center"/>
-          </w:tcPr>
-          <w:p>
-            <w:pPr>
-              <w:spacing w:before="80" w:after="80" w:line="240" w:lineRule="auto"/>
-            </w:pPr>
-            <w:r>
-              <w:rPr>
-                <w:sz w:val="20"/>
-              </w:rPr>
-              <w:t>Whether programmed inputs produce the expected behavior.</w:t>
-            </w:r>
-          </w:p>
-        </w:tc>
-      </w:tr>
-      <w:tr>
-        <w:trPr>
-          <w:cantSplit/>
-        </w:trPr>
-        <w:tc>
-          <w:tcPr>
-            <w:tcW w:w="2376" w:type="dxa"/>
-            <w:tcBorders>
-              <w:top w:val="single" w:sz="4" w:space="0" w:color="D9D9D9"/>
-              <w:left w:val="single" w:sz="4" w:space="0" w:color="D9D9D9"/>
-              <w:bottom w:val="single" w:sz="4" w:space="0" w:color="D9D9D9"/>
-              <w:right w:val="single" w:sz="4" w:space="0" w:color="D9D9D9"/>
-            </w:tcBorders>
-            <w:vAlign w:val="center"/>
-          </w:tcPr>
-          <w:p>
-            <w:pPr>
-              <w:spacing w:before="80" w:after="80" w:line="240" w:lineRule="auto"/>
-            </w:pPr>
-            <w:r>
-              <w:rPr>
-                <w:sz w:val="20"/>
-              </w:rPr>
-              <w:t>Manual tests</w:t>
-            </w:r>
-          </w:p>
-        </w:tc>
-        <w:tc>
-          <w:tcPr>
-            <w:tcW w:w="7848" w:type="dxa"/>
-            <w:tcBorders>
-              <w:top w:val="single" w:sz="4" w:space="0" w:color="D9D9D9"/>
-              <w:left w:val="single" w:sz="4" w:space="0" w:color="D9D9D9"/>
-              <w:bottom w:val="single" w:sz="4" w:space="0" w:color="D9D9D9"/>
-              <w:right w:val="single" w:sz="4" w:space="0" w:color="D9D9D9"/>
-            </w:tcBorders>
-            <w:vAlign w:val="center"/>
-          </w:tcPr>
-          <w:p>
-            <w:pPr>
-              <w:spacing w:before="80" w:after="80" w:line="240" w:lineRule="auto"/>
-            </w:pPr>
-            <w:r>
-              <w:rPr>
-                <w:sz w:val="20"/>
-              </w:rPr>
-              <w:t>Whether a person can complete the workflow and understand the feedback.</w:t>
-            </w:r>
-          </w:p>
-        </w:tc>
-      </w:tr>
-      <w:tr>
-        <w:trPr>
-          <w:cantSplit/>
-        </w:trPr>
-        <w:tc>
-          <w:tcPr>
-            <w:tcW w:w="2376" w:type="dxa"/>
-            <w:tcBorders>
-              <w:top w:val="single" w:sz="4" w:space="0" w:color="D9D9D9"/>
-              <w:left w:val="single" w:sz="4" w:space="0" w:color="D9D9D9"/>
-              <w:bottom w:val="single" w:sz="4" w:space="0" w:color="D9D9D9"/>
-              <w:right w:val="single" w:sz="4" w:space="0" w:color="D9D9D9"/>
-            </w:tcBorders>
-            <w:vAlign w:val="center"/>
-          </w:tcPr>
-          <w:p>
-            <w:pPr>
-              <w:spacing w:before="80" w:after="80" w:line="240" w:lineRule="auto"/>
-            </w:pPr>
-            <w:r>
-              <w:rPr>
-                <w:sz w:val="20"/>
-              </w:rPr>
-              <w:t>Static checks</w:t>
-            </w:r>
-          </w:p>
-        </w:tc>
-        <w:tc>
-          <w:tcPr>
-            <w:tcW w:w="7848" w:type="dxa"/>
-            <w:tcBorders>
-              <w:top w:val="single" w:sz="4" w:space="0" w:color="D9D9D9"/>
-              <w:left w:val="single" w:sz="4" w:space="0" w:color="D9D9D9"/>
-              <w:bottom w:val="single" w:sz="4" w:space="0" w:color="D9D9D9"/>
-              <w:right w:val="single" w:sz="4" w:space="0" w:color="D9D9D9"/>
-            </w:tcBorders>
-            <w:vAlign w:val="center"/>
-          </w:tcPr>
-          <w:p>
-            <w:pPr>
-              <w:spacing w:before="80" w:after="80" w:line="240" w:lineRule="auto"/>
-            </w:pPr>
-            <w:r>
-              <w:rPr>
-                <w:sz w:val="20"/>
-              </w:rPr>
-              <w:t>Whether source code follows configured rules, without exercising the user journey.</w:t>
-            </w:r>
-          </w:p>
-        </w:tc>
-      </w:tr>
-      <w:tr>
-        <w:trPr>
-          <w:cantSplit/>
-        </w:trPr>
-        <w:tc>
-          <w:tcPr>
-            <w:tcW w:w="2376" w:type="dxa"/>
-            <w:tcBorders>
-              <w:top w:val="single" w:sz="4" w:space="0" w:color="D9D9D9"/>
-              <w:left w:val="single" w:sz="4" w:space="0" w:color="D9D9D9"/>
-              <w:bottom w:val="single" w:sz="4" w:space="0" w:color="D9D9D9"/>
-              <w:right w:val="single" w:sz="4" w:space="0" w:color="D9D9D9"/>
-            </w:tcBorders>
-            <w:vAlign w:val="center"/>
-          </w:tcPr>
-          <w:p>
-            <w:pPr>
-              <w:spacing w:before="80" w:after="80" w:line="240" w:lineRule="auto"/>
-            </w:pPr>
-            <w:r>
-              <w:rPr>
-                <w:sz w:val="20"/>
-              </w:rPr>
-              <w:t>Build checks</w:t>
-            </w:r>
-          </w:p>
-        </w:tc>
-        <w:tc>
-          <w:tcPr>
-            <w:tcW w:w="7848" w:type="dxa"/>
-            <w:tcBorders>
-              <w:top w:val="single" w:sz="4" w:space="0" w:color="D9D9D9"/>
-              <w:left w:val="single" w:sz="4" w:space="0" w:color="D9D9D9"/>
-              <w:bottom w:val="single" w:sz="4" w:space="0" w:color="D9D9D9"/>
-              <w:right w:val="single" w:sz="4" w:space="0" w:color="D9D9D9"/>
-            </w:tcBorders>
-            <w:vAlign w:val="center"/>
-          </w:tcPr>
-          <w:p>
-            <w:pPr>
-              <w:spacing w:before="80" w:after="80" w:line="240" w:lineRule="auto"/>
-            </w:pPr>
-            <w:r>
-              <w:rPr>
-                <w:sz w:val="20"/>
-              </w:rPr>
-              <w:t>Whether TypeScript compiles and Vite packages the frontend.</w:t>
-            </w:r>
-          </w:p>
-        </w:tc>
-      </w:tr>
-      <w:tr>
-        <w:trPr>
-          <w:cantSplit/>
-        </w:trPr>
-        <w:tc>
-          <w:tcPr>
-            <w:tcW w:w="2376" w:type="dxa"/>
-            <w:tcBorders>
-              <w:top w:val="single" w:sz="4" w:space="0" w:color="D9D9D9"/>
-              <w:left w:val="single" w:sz="4" w:space="0" w:color="D9D9D9"/>
-              <w:bottom w:val="single" w:sz="4" w:space="0" w:color="D9D9D9"/>
-              <w:right w:val="single" w:sz="4" w:space="0" w:color="D9D9D9"/>
-            </w:tcBorders>
-            <w:vAlign w:val="center"/>
-          </w:tcPr>
-          <w:p>
-            <w:pPr>
-              <w:spacing w:before="80" w:after="80" w:line="240" w:lineRule="auto"/>
-            </w:pPr>
-            <w:r>
-              <w:rPr>
-                <w:sz w:val="20"/>
-              </w:rPr>
-              <w:t>End-to-end tests</w:t>
-            </w:r>
-          </w:p>
-        </w:tc>
-        <w:tc>
-          <w:tcPr>
-            <w:tcW w:w="7848" w:type="dxa"/>
-            <w:tcBorders>
-              <w:top w:val="single" w:sz="4" w:space="0" w:color="D9D9D9"/>
-              <w:left w:val="single" w:sz="4" w:space="0" w:color="D9D9D9"/>
-              <w:bottom w:val="single" w:sz="4" w:space="0" w:color="D9D9D9"/>
-              <w:right w:val="single" w:sz="4" w:space="0" w:color="D9D9D9"/>
-            </w:tcBorders>
-            <w:vAlign w:val="center"/>
-          </w:tcPr>
-          <w:p>
-            <w:pPr>
-              <w:spacing w:before="80" w:after="80" w:line="240" w:lineRule="auto"/>
-            </w:pPr>
-            <w:r>
-              <w:rPr>
-                <w:sz w:val="20"/>
-              </w:rPr>
-              <w:t>Whether the browser, API, and database work together. No automated suite is configured.</w:t>
-            </w:r>
-          </w:p>
-        </w:tc>
-      </w:tr>
-    </w:tbl>
-    <w:p>
-      <w:pPr>
-        <w:spacing w:after="0"/>
-      </w:pPr>
     </w:p>
     <w:p>
       <w:pPr>
@@ -956,12 +658,36 @@
     </w:p>
     <w:p>
       <w:r>
-        <w:t>Django TestCase tests check stored records and relationships. They cover unique organizations and memberships, multiple roles, duplicate-role rejection, service and team uniqueness, team membership, request references, protected deletion, and history ordering.</w:t>
+        <w:t xml:space="preserve">Django </w:t>
+      </w:r>
+      <w:proofErr w:type="spellStart"/>
+      <w:r>
+        <w:t>TestCase</w:t>
+      </w:r>
+      <w:proofErr w:type="spellEnd"/>
+      <w:r>
+        <w:t xml:space="preserve"> tests check stored records and relationships. They cover unique organizations and memberships, multiple roles, duplicate-role rejection, service and team uniqueness, team membership, request references, protected deletion, and history ordering.</w:t>
       </w:r>
     </w:p>
     <w:p>
       <w:r>
-        <w:t>Tests also check organization consistency through full_clean(), an explicit model validation step. Ordinary saves do not automatically run it. The history model checks initial and unchanged statuses, but does not enforce the complete future workflow.</w:t>
+        <w:t xml:space="preserve">Tests also use </w:t>
+      </w:r>
+      <w:proofErr w:type="spellStart"/>
+      <w:r>
+        <w:t>full_</w:t>
+      </w:r>
+      <w:proofErr w:type="gramStart"/>
+      <w:r>
+        <w:t>clean</w:t>
+      </w:r>
+      <w:proofErr w:type="spellEnd"/>
+      <w:r>
+        <w:t>(</w:t>
+      </w:r>
+      <w:proofErr w:type="gramEnd"/>
+      <w:r>
+        <w:t>) to check that organization-related data is valid and consistent before it is accepted. This validation does not happen automatically every time a model is saved. The history model also checks that the first status is valid and that unchanged statuses are recorded correctly, but the full request workflow and all future status changes are not yet enforced.</w:t>
       </w:r>
     </w:p>
     <w:p>
@@ -979,7 +705,10 @@
     </w:p>
     <w:p>
       <w:r>
-        <w:t>A transaction saves related changes as one operation. Submission tests expect one request and two history events. A simulated failure in the second history event checks rollback: all submission changes must be cancelled.</w:t>
+        <w:t>A transaction makes sure that all related changes are saved together as one complete action. When a request is submitted, the tests expect one service request and two history records to be created. The tests also simulate an error during the second history record to check that, if something goes wrong, none of the submission data is saved</w:t>
+      </w:r>
+      <w:r>
+        <w:t>.</w:t>
       </w:r>
     </w:p>
     <w:p>
@@ -991,32 +720,55 @@
       </w:r>
     </w:p>
     <w:p>
-      <w:r>
-        <w:t>An API is the interface through which the frontend calls the backend. Existing tests cover login, logout, current-user data, service listing, request creation, validation, permissions, organization boundaries, and response fields. These tests exist, but a fresh execution was blocked.</w:t>
-      </w:r>
-    </w:p>
-    <w:p>
-      <w:r>
-        <w:br w:type="page"/>
-      </w:r>
-    </w:p>
-    <w:p>
       <w:pPr>
-        <w:pStyle w:val="Heading2"/>
+        <w:rPr>
+          <w:sz w:val="24"/>
+          <w:szCs w:val="24"/>
+        </w:rPr>
       </w:pPr>
       <w:r>
-        <w:lastRenderedPageBreak/>
+        <w:t xml:space="preserve">An API is the interface through which the </w:t>
+      </w:r>
+      <w:proofErr w:type="gramStart"/>
+      <w:r>
+        <w:t>frontend</w:t>
+      </w:r>
+      <w:proofErr w:type="gramEnd"/>
+      <w:r>
+        <w:t xml:space="preserve"> calls the backend. Existing tests cover login, logout, current-user data, service listing, request creation, validation, permissions, organization boundaries, and response fields. </w:t>
+      </w:r>
+      <w:r>
+        <w:br/>
+      </w:r>
+      <w:r>
+        <w:br/>
+      </w:r>
+      <w:r>
+        <w:rPr>
+          <w:rStyle w:val="Heading3Char"/>
+          <w:color w:val="auto"/>
+          <w:sz w:val="24"/>
+          <w:szCs w:val="24"/>
+        </w:rPr>
         <w:t>5.4 Frontend checks</w:t>
       </w:r>
     </w:p>
     <w:p>
+      <w:proofErr w:type="spellStart"/>
       <w:r>
-        <w:t>ESLint checks source rules. TypeScript checks types, and Vite creates the production build. Both configured checks passed during this review. They do not prove that buttons, navigation, forms, or error messages work correctly in a browser.</w:t>
+        <w:t>ESLint</w:t>
       </w:r>
-    </w:p>
-    <w:p>
+      <w:proofErr w:type="spellEnd"/>
       <w:r>
-        <w:t>No frontend component test framework or test command is configured. The frontend test folder contains a placeholder.</w:t>
+        <w:t xml:space="preserve"> checks source rules. TypeScript </w:t>
+      </w:r>
+      <w:proofErr w:type="gramStart"/>
+      <w:r>
+        <w:t>checks</w:t>
+      </w:r>
+      <w:proofErr w:type="gramEnd"/>
+      <w:r>
+        <w:t xml:space="preserve"> types, and Vite creates the production build. Both configured checks passed during this review. They do not prove that buttons, navigation, forms, or error messages work correctly in a browser.</w:t>
       </w:r>
     </w:p>
     <w:p>
@@ -1034,7 +786,13 @@
     </w:p>
     <w:p>
       <w:r>
-        <w:t>Status: Not Run in this review. No reliable completed browser or Postman result was found in the reviewed evidence. Record the date, browser version, steps, expected and actual outcomes, and a screenshot or short note when these checks are performed.</w:t>
+        <w:t xml:space="preserve">Status: Not </w:t>
+      </w:r>
+      <w:r>
+        <w:t>yet implemented</w:t>
+      </w:r>
+      <w:r>
+        <w:t>.</w:t>
       </w:r>
     </w:p>
     <w:p>
@@ -1042,12 +800,36 @@
         <w:pStyle w:val="Heading2"/>
       </w:pPr>
       <w:r>
+        <w:lastRenderedPageBreak/>
         <w:t>5.6 End-to-end testing status</w:t>
       </w:r>
     </w:p>
     <w:p>
       <w:r>
-        <w:t>Automated end-to-end (E2E) testing: Not Implemented. No Playwright, Cypress, or equivalent suite was found. Add a small connected sign-in and submission journey later. Manual browser checks must remain labelled manual.</w:t>
+        <w:t xml:space="preserve">Automated end-to-end (E2E) testing: </w:t>
+      </w:r>
+      <w:r>
+        <w:t>checks whether the main parts of the application work together correctly by automatically simulating a real user flow, such as logging in, submitting a request, and receiving the expected result.</w:t>
+      </w:r>
+    </w:p>
+    <w:p>
+      <w:r>
+        <w:t xml:space="preserve">Status: </w:t>
+      </w:r>
+      <w:r>
+        <w:t>Not</w:t>
+      </w:r>
+      <w:r>
+        <w:t xml:space="preserve"> yet</w:t>
+      </w:r>
+      <w:r>
+        <w:t xml:space="preserve"> </w:t>
+      </w:r>
+      <w:r>
+        <w:t>i</w:t>
+      </w:r>
+      <w:r>
+        <w:t xml:space="preserve">mplemented. </w:t>
       </w:r>
     </w:p>
     <w:p>
@@ -1430,7 +1212,21 @@
               <w:rPr>
                 <w:sz w:val="20"/>
               </w:rPr>
-              <w:t>Frontend guards exist. Browser verification is Not Run. Backend permissions remain essential.</w:t>
+              <w:t xml:space="preserve">Frontend guards exist. Browser verification is Not Run. Backend </w:t>
+            </w:r>
+            <w:proofErr w:type="gramStart"/>
+            <w:r>
+              <w:rPr>
+                <w:sz w:val="20"/>
+              </w:rPr>
+              <w:t>permissions remain</w:t>
+            </w:r>
+            <w:proofErr w:type="gramEnd"/>
+            <w:r>
+              <w:rPr>
+                <w:sz w:val="20"/>
+              </w:rPr>
+              <w:t xml:space="preserve"> essential.</w:t>
             </w:r>
           </w:p>
         </w:tc>
@@ -1685,7 +1481,21 @@
               <w:rPr>
                 <w:sz w:val="20"/>
               </w:rPr>
-              <w:t>Invalid login returns a generic error without a session.</w:t>
+              <w:t xml:space="preserve">Invalid login </w:t>
+            </w:r>
+            <w:proofErr w:type="gramStart"/>
+            <w:r>
+              <w:rPr>
+                <w:sz w:val="20"/>
+              </w:rPr>
+              <w:t>returns</w:t>
+            </w:r>
+            <w:proofErr w:type="gramEnd"/>
+            <w:r>
+              <w:rPr>
+                <w:sz w:val="20"/>
+              </w:rPr>
+              <w:t xml:space="preserve"> a generic error without a session.</w:t>
             </w:r>
           </w:p>
         </w:tc>
@@ -1977,11 +1787,19 @@
             <w:pPr>
               <w:spacing w:before="80" w:after="80" w:line="240" w:lineRule="auto"/>
             </w:pPr>
-            <w:r>
-              <w:rPr>
-                <w:sz w:val="20"/>
-              </w:rPr>
-              <w:t>Selected-service submission assigns its active default team and returns QUEUED.</w:t>
+            <w:proofErr w:type="gramStart"/>
+            <w:r>
+              <w:rPr>
+                <w:sz w:val="20"/>
+              </w:rPr>
+              <w:t>Selected-service</w:t>
+            </w:r>
+            <w:proofErr w:type="gramEnd"/>
+            <w:r>
+              <w:rPr>
+                <w:sz w:val="20"/>
+              </w:rPr>
+              <w:t xml:space="preserve"> submission assigns its active default team and returns QUEUED.</w:t>
             </w:r>
           </w:p>
         </w:tc>
@@ -2895,8 +2713,16 @@
               <w:rPr>
                 <w:sz w:val="20"/>
               </w:rPr>
-              <w:t>Django test runner and DRF APIClient</w:t>
-            </w:r>
+              <w:t xml:space="preserve">Django test runner and DRF </w:t>
+            </w:r>
+            <w:proofErr w:type="spellStart"/>
+            <w:r>
+              <w:rPr>
+                <w:sz w:val="20"/>
+              </w:rPr>
+              <w:t>APIClient</w:t>
+            </w:r>
+            <w:proofErr w:type="spellEnd"/>
           </w:p>
         </w:tc>
         <w:tc>
@@ -2993,11 +2819,19 @@
             <w:pPr>
               <w:spacing w:before="80" w:after="80" w:line="240" w:lineRule="auto"/>
             </w:pPr>
-            <w:r>
-              <w:rPr>
-                <w:sz w:val="20"/>
-              </w:rPr>
-              <w:t>ESLint, TypeScript, and Vite</w:t>
+            <w:proofErr w:type="spellStart"/>
+            <w:r>
+              <w:rPr>
+                <w:sz w:val="20"/>
+              </w:rPr>
+              <w:t>ESLint</w:t>
+            </w:r>
+            <w:proofErr w:type="spellEnd"/>
+            <w:r>
+              <w:rPr>
+                <w:sz w:val="20"/>
+              </w:rPr>
+              <w:t>, TypeScript, and Vite</w:t>
             </w:r>
           </w:p>
         </w:tc>
@@ -3409,8 +3243,16 @@
               <w:rPr>
                 <w:sz w:val="20"/>
               </w:rPr>
-              <w:t>python -B manage.py test --noinput</w:t>
-            </w:r>
+              <w:t>python -B manage.py test --</w:t>
+            </w:r>
+            <w:proofErr w:type="spellStart"/>
+            <w:r>
+              <w:rPr>
+                <w:sz w:val="20"/>
+              </w:rPr>
+              <w:t>noinput</w:t>
+            </w:r>
+            <w:proofErr w:type="spellEnd"/>
           </w:p>
         </w:tc>
         <w:tc>
@@ -3557,7 +3399,21 @@
               <w:rPr>
                 <w:sz w:val="20"/>
               </w:rPr>
-              <w:t>python -B manage.py makemigrations --check --dry-run</w:t>
+              <w:t xml:space="preserve">python -B manage.py </w:t>
+            </w:r>
+            <w:proofErr w:type="spellStart"/>
+            <w:r>
+              <w:rPr>
+                <w:sz w:val="20"/>
+              </w:rPr>
+              <w:t>makemigrations</w:t>
+            </w:r>
+            <w:proofErr w:type="spellEnd"/>
+            <w:r>
+              <w:rPr>
+                <w:sz w:val="20"/>
+              </w:rPr>
+              <w:t xml:space="preserve"> --check --dry-run</w:t>
             </w:r>
           </w:p>
         </w:tc>
@@ -3764,7 +3620,23 @@
     </w:p>
     <w:p>
       <w:r>
-        <w:t>Backend commands used backend/.venv/Scripts/python.exe. The fallback check used the bundled Python runtime with the existing project packages. Its psycopg driver could not load. These are environment blockers, not failed application assertions.</w:t>
+        <w:t>Backend commands used backend/.</w:t>
+      </w:r>
+      <w:proofErr w:type="spellStart"/>
+      <w:r>
+        <w:t>venv</w:t>
+      </w:r>
+      <w:proofErr w:type="spellEnd"/>
+      <w:r>
+        <w:t xml:space="preserve">/Scripts/python.exe. The fallback check used the bundled Python runtime with the existing project packages. Its </w:t>
+      </w:r>
+      <w:proofErr w:type="spellStart"/>
+      <w:r>
+        <w:t>psycopg</w:t>
+      </w:r>
+      <w:proofErr w:type="spellEnd"/>
+      <w:r>
+        <w:t xml:space="preserve"> driver could not load. These are environment blockers, not failed application assertions.</w:t>
       </w:r>
     </w:p>
     <w:p>
@@ -4491,7 +4363,15 @@
     </w:p>
     <w:p>
       <w:r>
-        <w:t>Numerical backend statement coverage has been measured. backend/htmlcov/index.html reports 99% across 1,394 statements, with 4 missing and none excluded. It identifies coverage.py 7.16.2 and a generation time of 3 October 2026 at 11:00 +0200.</w:t>
+        <w:t>Numerical backend statement coverage has been measured. backend/</w:t>
+      </w:r>
+      <w:proofErr w:type="spellStart"/>
+      <w:r>
+        <w:t>htmlcov</w:t>
+      </w:r>
+      <w:proofErr w:type="spellEnd"/>
+      <w:r>
+        <w:t>/index.html reports 99% across 1,394 statements, with 4 missing and none excluded. It identifies coverage.py 7.16.2 and a generation time of 3 October 2026 at 11:00 +0200.</w:t>
       </w:r>
     </w:p>
     <w:p>
@@ -4544,7 +4424,23 @@
         <w:pStyle w:val="ListBullet"/>
       </w:pPr>
       <w:r>
-        <w:t>frontend/package.json, frontend/src/routes, and requester/authentication components</w:t>
+        <w:t>frontend/</w:t>
+      </w:r>
+      <w:proofErr w:type="spellStart"/>
+      <w:r>
+        <w:t>package.json</w:t>
+      </w:r>
+      <w:proofErr w:type="spellEnd"/>
+      <w:r>
+        <w:t>, frontend/</w:t>
+      </w:r>
+      <w:proofErr w:type="spellStart"/>
+      <w:r>
+        <w:t>src</w:t>
+      </w:r>
+      <w:proofErr w:type="spellEnd"/>
+      <w:r>
+        <w:t>/routes, and requester/authentication components</w:t>
       </w:r>
     </w:p>
     <w:p>
@@ -4552,7 +4448,31 @@
         <w:pStyle w:val="ListBullet"/>
       </w:pPr>
       <w:r>
-        <w:t>.github/workflows/ci.yml and backend/htmlcov/index.html</w:t>
+        <w:t>.</w:t>
+      </w:r>
+      <w:proofErr w:type="spellStart"/>
+      <w:r>
+        <w:t>github</w:t>
+      </w:r>
+      <w:proofErr w:type="spellEnd"/>
+      <w:r>
+        <w:t>/workflows/</w:t>
+      </w:r>
+      <w:proofErr w:type="spellStart"/>
+      <w:r>
+        <w:t>ci.yml</w:t>
+      </w:r>
+      <w:proofErr w:type="spellEnd"/>
+      <w:r>
+        <w:t xml:space="preserve"> and backend/</w:t>
+      </w:r>
+      <w:proofErr w:type="spellStart"/>
+      <w:r>
+        <w:t>htmlcov</w:t>
+      </w:r>
+      <w:proofErr w:type="spellEnd"/>
+      <w:r>
+        <w:t>/index.html</w:t>
       </w:r>
     </w:p>
     <w:p>
@@ -5921,8 +5841,13 @@
       <w:pStyle w:val="Footer"/>
       <w:jc w:val="right"/>
     </w:pPr>
+    <w:proofErr w:type="spellStart"/>
     <w:r>
-      <w:t xml:space="preserve">RightQueue QA Plan | </w:t>
+      <w:t>RightQueue</w:t>
+    </w:r>
+    <w:proofErr w:type="spellEnd"/>
+    <w:r>
+      <w:t xml:space="preserve"> QA Plan | </w:t>
     </w:r>
     <w:r>
       <w:fldChar w:fldCharType="begin"/>
